--- a/data/word_templates/script 16.docx
+++ b/data/word_templates/script 16.docx
@@ -51,6 +51,35 @@
       </w:r>
     </w:p>
     <w:p>
+      <w:pPr>
+        <w:rPr>
+          <w:b/>
+          <w:bCs/>
+        </w:rPr>
+      </w:pPr>
+      <w:r>
+        <w:t>C</w:t>
+      </w:r>
+      <w:r>
+        <w:t xml:space="preserve">ontact our Legal Affairs Officer at </w:t>
+      </w:r>
+      <w:r>
+        <w:t xml:space="preserve"> </w:t>
+      </w:r>
+      <w:hyperlink r:id="rId5" w:history="1">
+        <w:r>
+          <w:rPr>
+            <w:rStyle w:val="Hyperlink"/>
+            <w:b/>
+            <w:bCs/>
+            <w:sz w:val="28"/>
+            <w:szCs w:val="28"/>
+          </w:rPr>
+          <w:t>ashleycolledebtcollector@gmail.com</w:t>
+        </w:r>
+      </w:hyperlink>
+    </w:p>
+    <w:p>
       <w:r>
         <w:t xml:space="preserve">Our records indicate an unpaid balance of </w:t>
       </w:r>
@@ -352,7 +381,7 @@
       <w:r>
         <w:t xml:space="preserve"> </w:t>
       </w:r>
-      <w:hyperlink r:id="rId5" w:history="1">
+      <w:hyperlink r:id="rId6" w:history="1">
         <w:r>
           <w:rPr>
             <w:rStyle w:val="Hyperlink"/>
@@ -406,6 +435,7 @@
           <w:b/>
           <w:bCs/>
         </w:rPr>
+        <w:lastRenderedPageBreak/>
         <w:tab/>
       </w:r>
       <w:r>
